--- a/Pharmacology I Exam 3/pharm-exam-3-study-guide.docx
+++ b/Pharmacology I Exam 3/pharm-exam-3-study-guide.docx
@@ -2579,7 +2579,7 @@
                 <w:i w:val="0"/>
                 <w:sz w:val="18"/>
               </w:rPr>
-              <w:t xml:space="preserve"> (used with saline); </w:t>
+              <w:t xml:space="preserve"> (an add-on to saline hydration, which is the main treatment); </w:t>
             </w:r>
             <w:r>
               <w:rPr>
@@ -2819,7 +2819,7 @@
                 <w:i w:val="0"/>
                 <w:sz w:val="18"/>
               </w:rPr>
-              <w:t xml:space="preserve"> (damages hair cells in the cochlea); </w:t>
+              <w:t xml:space="preserve"> (damages the cochlea, the hearing organ of the inner ear; classically described as hair-cell damage, though the effect is often reversible); </w:t>
             </w:r>
             <w:r>
               <w:rPr>
@@ -3493,7 +3493,7 @@
           <w:b w:val="0"/>
           <w:i w:val="0"/>
         </w:rPr>
-        <w:t xml:space="preserve"> The slides give no separate contraindication list for the loop diuretics; the adverse-effect list is the working guide: volume depletion, gout, uncontrolled diabetes (hyperglycemia), and hypokalemia with a digitalis drug (see 1.11) are the situations to avoid or monitor.</w:t>
+        <w:t xml:space="preserve"> Apart from anuria (no urine output) and known allergy to the drug, the slides give no separate contraindication list for the loop diuretics; the adverse-effect list is the working guide: volume depletion, gout, uncontrolled diabetes (hyperglycemia), and hypokalemia with a digitalis drug (see 1.11) are the situations to avoid or monitor.</w:t>
       </w:r>
     </w:p>
     <w:tbl>
@@ -3595,7 +3595,7 @@
           <w:i w:val="0"/>
           <w:sz w:val="20"/>
         </w:rPr>
-        <w:t>Loop diuretics with saline treat hypercalcemia.</w:t>
+        <w:t>Loop diuretics can be added to saline in hypercalcemia.</w:t>
       </w:r>
       <w:r>
         <w:rPr>
@@ -3603,7 +3603,7 @@
           <w:i w:val="0"/>
           <w:sz w:val="20"/>
         </w:rPr>
-        <w:t xml:space="preserve"> Loop diuretics increase calcium excretion, so with saline they are used to treat hypercalcemia, a listed indication.</w:t>
+        <w:t xml:space="preserve"> Loop diuretics increase calcium excretion, so they can be added alongside saline in hypercalcemia, but saline hydration is the main treatment.</w:t>
       </w:r>
     </w:p>
     <w:p>
@@ -3647,7 +3647,7 @@
           <w:i w:val="0"/>
           <w:sz w:val="20"/>
         </w:rPr>
-        <w:t xml:space="preserve"> Ototoxicity, damage to the cochlear hair cells, is a listed adverse effect of loop diuretics such as furosemide.</w:t>
+        <w:t xml:space="preserve"> Ototoxicity, damage to the cochlea (classically described as hair-cell damage, though often reversible), is a listed adverse effect of loop diuretics such as furosemide.</w:t>
       </w:r>
     </w:p>
     <w:p>
@@ -3714,6 +3714,28 @@
           <w:sz w:val="20"/>
         </w:rPr>
         <w:t xml:space="preserve"> Loop diuretics increase potassium excretion, and the resulting hypokalemia, low serum potassium, can cause weakness and cardiac arrhythmias.</w:t>
+      </w:r>
+    </w:p>
+    <w:p>
+      <w:pPr>
+        <w:pStyle w:val="ListBullet"/>
+        <w:spacing w:after="40"/>
+      </w:pPr>
+      <w:r>
+        <w:rPr>
+          <w:b/>
+          <w:i w:val="0"/>
+          <w:sz w:val="20"/>
+        </w:rPr>
+        <w:t>Volume depletion from loop diuretics.</w:t>
+      </w:r>
+      <w:r>
+        <w:rPr>
+          <w:b w:val="0"/>
+          <w:i w:val="0"/>
+          <w:sz w:val="20"/>
+        </w:rPr>
+        <w:t xml:space="preserve"> Too much sodium and water loss leaves the patient volume depleted, with orthostatic dizziness and dry mucous membranes.</w:t>
       </w:r>
     </w:p>
     <w:p>
@@ -4692,6 +4714,28 @@
     </w:p>
     <w:p>
       <w:pPr>
+        <w:pStyle w:val="ListBullet"/>
+        <w:spacing w:after="40"/>
+      </w:pPr>
+      <w:r>
+        <w:rPr>
+          <w:b/>
+          <w:i w:val="0"/>
+          <w:sz w:val="20"/>
+        </w:rPr>
+        <w:t>Thiazides and gout.</w:t>
+      </w:r>
+      <w:r>
+        <w:rPr>
+          <w:b w:val="0"/>
+          <w:i w:val="0"/>
+          <w:sz w:val="20"/>
+        </w:rPr>
+        <w:t xml:space="preserve"> Thiazides cause hyperuricemia, which can precipitate gout, so a history of gout argues against them.</w:t>
+      </w:r>
+    </w:p>
+    <w:p>
+      <w:pPr>
         <w:pStyle w:val="Heading3"/>
         <w:spacing w:before="200" w:after="100"/>
       </w:pPr>
@@ -5202,7 +5246,7 @@
                 <w:b w:val="0"/>
                 <w:i w:val="0"/>
               </w:rPr>
-              <w:t xml:space="preserve"> (loops with saline are, 1.2); the real use is calcium oxalate stones in patients who lose too much calcium in the urine. (6) </w:t>
+              <w:t xml:space="preserve"> (loops can be added to saline hydration, the main treatment, 1.2); the real use is calcium oxalate stones in patients who lose too much calcium in the urine. (6) </w:t>
             </w:r>
             <w:r>
               <w:rPr>
@@ -5257,7 +5301,7 @@
           <w:b w:val="0"/>
           <w:i w:val="0"/>
         </w:rPr>
-        <w:t xml:space="preserve"> (and treats hypercalcemia); the </w:t>
+        <w:t xml:space="preserve"> (and can be added to saline in hypercalcemia); the </w:t>
       </w:r>
       <w:r>
         <w:rPr>
@@ -5936,7 +5980,7 @@
                 <w:b w:val="0"/>
                 <w:i w:val="0"/>
               </w:rPr>
-              <w:t>, so they add to the hyperkalemia risk with a potassium-sparing diuretic, an ACE inhibitor or an angiotensin receptor blocker [slide 33; the salt-substitute point itself comes from the recording, not the slide].</w:t>
+              <w:t>, so they add to the hyperkalemia risk with a potassium-sparing diuretic, an ACE inhibitor or an angiotensin receptor blocker [slide 33; the salt-substitute point itself comes from the recording, not the slide]. In truth, potassium chloride tastes salty enough, with a slightly bitter edge, to stand in for salt, so a salt substitute cuts the sodium a patient eats (the recording says the tongue cannot tell the difference).</w:t>
             </w:r>
           </w:p>
         </w:tc>
@@ -8936,14 +8980,14 @@
                 <w:i w:val="0"/>
                 <w:highlight w:val="yellow"/>
               </w:rPr>
-              <w:t>An ACE inhibitor or an angiotensin receptor blocker is mandatory in heart failure</w:t>
-            </w:r>
-            <w:r>
-              <w:rPr>
-                <w:b w:val="0"/>
-                <w:i w:val="0"/>
-              </w:rPr>
-              <w:t xml:space="preserve"> because it prolongs survival [slides 54 and 55]; monitor kidney function and potassium [slide 56].</w:t>
+              <w:t>An ACE inhibitor or an angiotensin receptor blocker is mandatory in heart failure with reduced ejection fraction (a weak pumping heart)</w:t>
+            </w:r>
+            <w:r>
+              <w:rPr>
+                <w:b w:val="0"/>
+                <w:i w:val="0"/>
+              </w:rPr>
+              <w:t xml:space="preserve"> because it prolongs survival [slides 54 and 55; the slides do not name the type of heart failure, and in preserved ejection fraction these drugs have not shown a survival benefit]; monitor kidney function and potassium [slide 56].</w:t>
             </w:r>
           </w:p>
         </w:tc>
@@ -10931,7 +10975,7 @@
                 <w:b w:val="0"/>
                 <w:i w:val="0"/>
               </w:rPr>
-              <w:t>; the next step is a digoxin level [slide 68]. Bradycardia is the commonest cardiac toxicity, and any arrhythmia can occur [slide 70].</w:t>
+              <w:t>; the next step is a digoxin level [slide 68]. Bradycardia is classically listed as the most common cardiac toxicity, and premature ventricular beats are also very common, but just about any arrhythmia can occur; the ventricles become more sensitive, which is why premature ventricular beats are a clue [slide 70].</w:t>
             </w:r>
           </w:p>
         </w:tc>
@@ -11805,7 +11849,7 @@
           <w:i w:val="0"/>
           <w:sz w:val="20"/>
         </w:rPr>
-        <w:t>no gynecomastia</w:t>
+        <w:t>gynecomastia is rare</w:t>
       </w:r>
       <w:r>
         <w:rPr>
@@ -11813,7 +11857,7 @@
           <w:i w:val="0"/>
           <w:sz w:val="20"/>
         </w:rPr>
-        <w:t>.</w:t>
+        <w:t xml:space="preserve"> (the slide says “no gynecomastia”; spironolactone causes it in about 10 percent of men).</w:t>
       </w:r>
     </w:p>
     <w:p>
@@ -12019,7 +12063,7 @@
                 <w:b w:val="0"/>
                 <w:i w:val="0"/>
               </w:rPr>
-              <w:t xml:space="preserve">: it blocks testosterone’s action (and has some progesterone-like activity), which gives gynecomastia in men and menstrual irregularity in women. The same antiandrogen action is why it is used for hirsutism and acne (not on the slides). Eplerenone binds the aldosterone receptor far more selectively, so it has no such effect. What to learn is unchanged: </w:t>
+              <w:t xml:space="preserve">: it blocks testosterone’s action (and has some progesterone-like activity), which gives gynecomastia in men and menstrual irregularity in women. The same antiandrogen action is why it is used for hirsutism and acne (not on the slides). Eplerenone binds the aldosterone receptor far more selectively, so it rarely has such an effect. What to learn is unchanged: </w:t>
             </w:r>
             <w:r>
               <w:rPr>
@@ -12443,7 +12487,7 @@
                 <w:b w:val="0"/>
                 <w:i w:val="0"/>
               </w:rPr>
-              <w:t>; all are short-term, started in hospital [slides 75 to 77]. Why: milrinone’s balanced vasodilation lowers blood pressure (hypotension is a known adverse effect, not on the slide), so it suits the high-pressure patient, while dobutamine and dopamine raise the force of contraction without vasodilating (the recording, 55:22).</w:t>
+              <w:t>; all are short-term, started in hospital [slides 75 to 77]. Why: milrinone’s balanced vasodilation lowers blood pressure (hypotension is a known adverse effect, not on the slide), so it suits the high-pressure patient, while dobutamine and dopamine raise the force of contraction with much less vasodilation than milrinone (the recording, 55:22; dobutamine can still lower systemic vascular resistance modestly, and dopamine at higher doses constricts vessels).</w:t>
             </w:r>
           </w:p>
         </w:tc>

--- a/Pharmacology I Exam 3/pharm-exam-3-study-guide.docx
+++ b/Pharmacology I Exam 3/pharm-exam-3-study-guide.docx
@@ -16401,7 +16401,7 @@
           <w:b w:val="0"/>
           <w:i w:val="0"/>
         </w:rPr>
-        <w:t xml:space="preserve"> The classification lists adenosine and digitalis (digoxin) as the others; magnesium sulfate joins them as a miscellaneous agent.</w:t>
+        <w:t xml:space="preserve"> The classification lists adenosine and digitalis (digoxin) as the others, outside classes I to IV.</w:t>
       </w:r>
     </w:p>
     <w:tbl>
@@ -21313,6 +21313,68 @@
                 <w:b/>
                 <w:i w:val="0"/>
               </w:rPr>
+              <w:t>In practice:</w:t>
+            </w:r>
+            <w:r>
+              <w:rPr>
+                <w:b w:val="0"/>
+                <w:i w:val="0"/>
+              </w:rPr>
+              <w:t xml:space="preserve"> lidocaine can speed the ventricular response in atrial flutter or fibrillation (the slide’s “increases atrioventricular conduction”), while at toxic levels it can also slow the heart and cause heart block.</w:t>
+            </w:r>
+          </w:p>
+        </w:tc>
+      </w:tr>
+    </w:tbl>
+    <w:p>
+      <w:pPr>
+        <w:spacing w:after="80"/>
+      </w:pPr>
+    </w:p>
+    <w:tbl>
+      <w:tblPr>
+        <w:tblW w:type="auto" w:w="0"/>
+        <w:tblLook w:firstColumn="1" w:firstRow="1" w:lastColumn="0" w:lastRow="0" w:noHBand="0" w:noVBand="1" w:val="04A0"/>
+        <w:tblBorders>
+          <w:top w:val="single" w:sz="8" w:space="0" w:color="B9A98B"/>
+          <w:left w:val="single" w:sz="8" w:space="0" w:color="B9A98B"/>
+          <w:bottom w:val="single" w:sz="8" w:space="0" w:color="B9A98B"/>
+          <w:right w:val="single" w:sz="8" w:space="0" w:color="B9A98B"/>
+          <w:insideH w:val="single" w:sz="8" w:space="0" w:color="B9A98B"/>
+          <w:insideV w:val="single" w:sz="8" w:space="0" w:color="B9A98B"/>
+        </w:tblBorders>
+      </w:tblPr>
+      <w:tblGrid>
+        <w:gridCol w:w="10224"/>
+      </w:tblGrid>
+      <w:tr>
+        <w:tc>
+          <w:tcPr>
+            <w:tcW w:type="dxa" w:w="10224"/>
+            <w:shd w:val="clear" w:color="auto" w:fill="F5F2EC"/>
+          </w:tcPr>
+          <w:p>
+            <w:pPr>
+              <w:spacing w:after="80"/>
+            </w:pPr>
+            <w:r>
+              <w:rPr>
+                <w:b/>
+                <w:color w:val="6B5B3E"/>
+                <w:sz w:val="18"/>
+              </w:rPr>
+              <w:t>NOTE</w:t>
+            </w:r>
+          </w:p>
+          <w:p>
+            <w:pPr>
+              <w:spacing w:after="120"/>
+            </w:pPr>
+            <w:r>
+              <w:rPr>
+                <w:b/>
+                <w:i w:val="0"/>
+              </w:rPr>
               <w:t>Current guidelines differ:</w:t>
             </w:r>
             <w:r>
@@ -22285,6 +22347,68 @@
         <w:spacing w:after="80"/>
       </w:pPr>
     </w:p>
+    <w:tbl>
+      <w:tblPr>
+        <w:tblW w:type="auto" w:w="0"/>
+        <w:tblLook w:firstColumn="1" w:firstRow="1" w:lastColumn="0" w:lastRow="0" w:noHBand="0" w:noVBand="1" w:val="04A0"/>
+        <w:tblBorders>
+          <w:top w:val="single" w:sz="8" w:space="0" w:color="B9A98B"/>
+          <w:left w:val="single" w:sz="8" w:space="0" w:color="B9A98B"/>
+          <w:bottom w:val="single" w:sz="8" w:space="0" w:color="B9A98B"/>
+          <w:right w:val="single" w:sz="8" w:space="0" w:color="B9A98B"/>
+          <w:insideH w:val="single" w:sz="8" w:space="0" w:color="B9A98B"/>
+          <w:insideV w:val="single" w:sz="8" w:space="0" w:color="B9A98B"/>
+        </w:tblBorders>
+      </w:tblPr>
+      <w:tblGrid>
+        <w:gridCol w:w="10224"/>
+      </w:tblGrid>
+      <w:tr>
+        <w:tc>
+          <w:tcPr>
+            <w:tcW w:type="dxa" w:w="10224"/>
+            <w:shd w:val="clear" w:color="auto" w:fill="F5F2EC"/>
+          </w:tcPr>
+          <w:p>
+            <w:pPr>
+              <w:spacing w:after="80"/>
+            </w:pPr>
+            <w:r>
+              <w:rPr>
+                <w:b/>
+                <w:color w:val="6B5B3E"/>
+                <w:sz w:val="18"/>
+              </w:rPr>
+              <w:t>NOTE</w:t>
+            </w:r>
+          </w:p>
+          <w:p>
+            <w:pPr>
+              <w:spacing w:after="120"/>
+            </w:pPr>
+            <w:r>
+              <w:rPr>
+                <w:b/>
+                <w:i w:val="0"/>
+              </w:rPr>
+              <w:t>Current references differ:</w:t>
+            </w:r>
+            <w:r>
+              <w:rPr>
+                <w:b w:val="0"/>
+                <w:i w:val="0"/>
+              </w:rPr>
+              <w:t xml:space="preserve"> drug references give flecainide a half-life of about 20 hours (roughly 12 to 27); the slide gives 14 hours.</w:t>
+            </w:r>
+          </w:p>
+        </w:tc>
+      </w:tr>
+    </w:tbl>
+    <w:p>
+      <w:pPr>
+        <w:spacing w:after="80"/>
+      </w:pPr>
+    </w:p>
     <w:p>
       <w:pPr>
         <w:spacing w:after="120"/>
@@ -27837,6 +27961,68 @@
         </w:rPr>
         <w:t xml:space="preserve"> Amiodarone increases digoxin, and digoxin toxicity lists nausea, vomiting, diarrhea and anorexia with confusion, delirium, headache, seizures and visual disturbances.</w:t>
       </w:r>
+    </w:p>
+    <w:tbl>
+      <w:tblPr>
+        <w:tblW w:type="auto" w:w="0"/>
+        <w:tblLook w:firstColumn="1" w:firstRow="1" w:lastColumn="0" w:lastRow="0" w:noHBand="0" w:noVBand="1" w:val="04A0"/>
+        <w:tblBorders>
+          <w:top w:val="single" w:sz="8" w:space="0" w:color="B9A98B"/>
+          <w:left w:val="single" w:sz="8" w:space="0" w:color="B9A98B"/>
+          <w:bottom w:val="single" w:sz="8" w:space="0" w:color="B9A98B"/>
+          <w:right w:val="single" w:sz="8" w:space="0" w:color="B9A98B"/>
+          <w:insideH w:val="single" w:sz="8" w:space="0" w:color="B9A98B"/>
+          <w:insideV w:val="single" w:sz="8" w:space="0" w:color="B9A98B"/>
+        </w:tblBorders>
+      </w:tblPr>
+      <w:tblGrid>
+        <w:gridCol w:w="10224"/>
+      </w:tblGrid>
+      <w:tr>
+        <w:tc>
+          <w:tcPr>
+            <w:tcW w:type="dxa" w:w="10224"/>
+            <w:shd w:val="clear" w:color="auto" w:fill="F5F2EC"/>
+          </w:tcPr>
+          <w:p>
+            <w:pPr>
+              <w:spacing w:after="80"/>
+            </w:pPr>
+            <w:r>
+              <w:rPr>
+                <w:b/>
+                <w:color w:val="6B5B3E"/>
+                <w:sz w:val="18"/>
+              </w:rPr>
+              <w:t>NOTE</w:t>
+            </w:r>
+          </w:p>
+          <w:p>
+            <w:pPr>
+              <w:spacing w:after="120"/>
+            </w:pPr>
+            <w:r>
+              <w:rPr>
+                <w:b/>
+                <w:i w:val="0"/>
+              </w:rPr>
+              <w:t>In practice:</w:t>
+            </w:r>
+            <w:r>
+              <w:rPr>
+                <w:b w:val="0"/>
+                <w:i w:val="0"/>
+              </w:rPr>
+              <w:t xml:space="preserve"> “induce heart block” means the partial atrioventricular block that slows the ventricular rate; complete heart block can be a sign of digoxin toxicity.</w:t>
+            </w:r>
+          </w:p>
+        </w:tc>
+      </w:tr>
+    </w:tbl>
+    <w:p>
+      <w:pPr>
+        <w:spacing w:after="80"/>
+      </w:pPr>
     </w:p>
     <w:tbl>
       <w:tblPr>
